--- a/2nd year/ЛЕХА/отчет лб 12.docx
+++ b/2nd year/ЛЕХА/отчет лб 12.docx
@@ -1101,15 +1101,13 @@
       </w:pPr>
       <w:r>
         <w:rPr>
-          <w:noProof/>
-          <w:szCs w:val="28"/>
-          <w:lang w:val="en-US"/>
+          <w:szCs w:val="28"/>
         </w:rPr>
         <w:drawing>
-          <wp:inline distT="0" distB="0" distL="0" distR="0" wp14:anchorId="3F5041DE" wp14:editId="04FBB3A0">
-            <wp:extent cx="5048955" cy="1076475"/>
-            <wp:effectExtent l="0" t="0" r="0" b="9525"/>
-            <wp:docPr id="342045389" name="Рисунок 1"/>
+          <wp:inline distT="0" distB="0" distL="0" distR="0" wp14:anchorId="787BD4CF" wp14:editId="3D834F11">
+            <wp:extent cx="5940425" cy="3341370"/>
+            <wp:effectExtent l="0" t="0" r="3175" b="0"/>
+            <wp:docPr id="1087941866" name="Рисунок 1"/>
             <wp:cNvGraphicFramePr>
               <a:graphicFrameLocks xmlns:a="http://schemas.openxmlformats.org/drawingml/2006/main" noChangeAspect="1"/>
             </wp:cNvGraphicFramePr>
@@ -1117,7 +1115,7 @@
               <a:graphicData uri="http://schemas.openxmlformats.org/drawingml/2006/picture">
                 <pic:pic xmlns:pic="http://schemas.openxmlformats.org/drawingml/2006/picture">
                   <pic:nvPicPr>
-                    <pic:cNvPr id="342045389" name=""/>
+                    <pic:cNvPr id="1087941866" name=""/>
                     <pic:cNvPicPr/>
                   </pic:nvPicPr>
                   <pic:blipFill>
@@ -1129,7 +1127,7 @@
                   <pic:spPr>
                     <a:xfrm>
                       <a:off x="0" y="0"/>
-                      <a:ext cx="5048955" cy="1076475"/>
+                      <a:ext cx="5940425" cy="3341370"/>
                     </a:xfrm>
                     <a:prstGeom prst="rect">
                       <a:avLst/>
@@ -3239,6 +3237,7 @@
   <w:style w:type="character" w:default="1" w:styleId="a0">
     <w:name w:val="Default Paragraph Font"/>
     <w:uiPriority w:val="1"/>
+    <w:semiHidden/>
     <w:unhideWhenUsed/>
   </w:style>
   <w:style w:type="table" w:default="1" w:styleId="a1">
